--- a/lab03_classification/report.docx
+++ b/lab03_classification/report.docx
@@ -195,14 +195,27 @@
     <w:p>
       <w:pPr>
         <w:pStyle w:val="aff9"/>
-        <w:spacing w:before="1240" w:beforeAutospacing="0" w:after="0" w:afterAutospacing="0"/>
+        <w:spacing w:before="1040" w:beforeAutospacing="0" w:after="0" w:afterAutospacing="0"/>
         <w:jc w:val="both"/>
       </w:pPr>
       <w:r>
         <w:rPr>
           <w:sz w:val="28"/>
         </w:rPr>
-        <w:t>Обучающийся: Дущенко Даниил Александрович, К3341</w:t>
+        <w:t>Обучающиеся: Дущенко Даниил Александрович, К3341</w:t>
+      </w:r>
+    </w:p>
+    <w:p>
+      <w:pPr>
+        <w:pStyle w:val="aff9"/>
+        <w:spacing w:before="0" w:beforeAutospacing="0" w:after="0" w:afterAutospacing="0"/>
+        <w:jc w:val="both"/>
+      </w:pPr>
+      <w:r>
+        <w:rPr>
+          <w:sz w:val="28"/>
+        </w:rPr>
+        <w:t>Коваленко Евгений Юрьевич, К3341</w:t>
       </w:r>
     </w:p>
     <w:p>
@@ -283,7 +296,7 @@
       <w:r>
         <w:fldChar w:fldCharType="separate"/>
       </w:r>
-      <w:hyperlink w:anchor="_Toc239785147" w:history="1">
+      <w:hyperlink w:anchor="_Toc239790091" w:history="1">
         <w:r>
           <w:rPr>
             <w:rStyle w:val="aff8"/>
@@ -311,7 +324,7 @@
             <w:noProof/>
             <w:webHidden/>
           </w:rPr>
-          <w:instrText xml:space="preserve"> PAGEREF _Toc239785147 \h </w:instrText>
+          <w:instrText xml:space="preserve"> PAGEREF _Toc239790091 \h </w:instrText>
         </w:r>
         <w:r>
           <w:rPr>
@@ -356,7 +369,7 @@
           <w:lang w:val="ru-RU" w:eastAsia="ru-RU"/>
         </w:rPr>
       </w:pPr>
-      <w:hyperlink w:anchor="_Toc239785148" w:history="1">
+      <w:hyperlink w:anchor="_Toc239790092" w:history="1">
         <w:r>
           <w:rPr>
             <w:rStyle w:val="aff8"/>
@@ -384,7 +397,7 @@
             <w:noProof/>
             <w:webHidden/>
           </w:rPr>
-          <w:instrText xml:space="preserve"> PAGEREF _Toc239785148 \h </w:instrText>
+          <w:instrText xml:space="preserve"> PAGEREF _Toc239790092 \h </w:instrText>
         </w:r>
         <w:r>
           <w:rPr>
@@ -429,7 +442,7 @@
           <w:lang w:val="ru-RU" w:eastAsia="ru-RU"/>
         </w:rPr>
       </w:pPr>
-      <w:hyperlink w:anchor="_Toc239785149" w:history="1">
+      <w:hyperlink w:anchor="_Toc239790093" w:history="1">
         <w:r>
           <w:rPr>
             <w:rStyle w:val="aff8"/>
@@ -457,7 +470,7 @@
             <w:noProof/>
             <w:webHidden/>
           </w:rPr>
-          <w:instrText xml:space="preserve"> PAGEREF _Toc239785149 \h </w:instrText>
+          <w:instrText xml:space="preserve"> PAGEREF _Toc239790093 \h </w:instrText>
         </w:r>
         <w:r>
           <w:rPr>
@@ -502,7 +515,7 @@
           <w:lang w:val="ru-RU" w:eastAsia="ru-RU"/>
         </w:rPr>
       </w:pPr>
-      <w:hyperlink w:anchor="_Toc239785150" w:history="1">
+      <w:hyperlink w:anchor="_Toc239790094" w:history="1">
         <w:r>
           <w:rPr>
             <w:rStyle w:val="aff8"/>
@@ -530,7 +543,7 @@
             <w:noProof/>
             <w:webHidden/>
           </w:rPr>
-          <w:instrText xml:space="preserve"> PAGEREF _Toc239785150 \h </w:instrText>
+          <w:instrText xml:space="preserve"> PAGEREF _Toc239790094 \h </w:instrText>
         </w:r>
         <w:r>
           <w:rPr>
@@ -575,7 +588,7 @@
           <w:lang w:val="ru-RU" w:eastAsia="ru-RU"/>
         </w:rPr>
       </w:pPr>
-      <w:hyperlink w:anchor="_Toc239785151" w:history="1">
+      <w:hyperlink w:anchor="_Toc239790095" w:history="1">
         <w:r>
           <w:rPr>
             <w:rStyle w:val="aff8"/>
@@ -603,7 +616,7 @@
             <w:noProof/>
             <w:webHidden/>
           </w:rPr>
-          <w:instrText xml:space="preserve"> PAGEREF _Toc239785151 \h </w:instrText>
+          <w:instrText xml:space="preserve"> PAGEREF _Toc239790095 \h </w:instrText>
         </w:r>
         <w:r>
           <w:rPr>
@@ -648,7 +661,7 @@
           <w:lang w:val="ru-RU" w:eastAsia="ru-RU"/>
         </w:rPr>
       </w:pPr>
-      <w:hyperlink w:anchor="_Toc239785152" w:history="1">
+      <w:hyperlink w:anchor="_Toc239790096" w:history="1">
         <w:r>
           <w:rPr>
             <w:rStyle w:val="aff8"/>
@@ -676,7 +689,7 @@
             <w:noProof/>
             <w:webHidden/>
           </w:rPr>
-          <w:instrText xml:space="preserve"> PAGEREF _Toc239785152 \h </w:instrText>
+          <w:instrText xml:space="preserve"> PAGEREF _Toc239790096 \h </w:instrText>
         </w:r>
         <w:r>
           <w:rPr>
@@ -721,7 +734,7 @@
           <w:lang w:val="ru-RU" w:eastAsia="ru-RU"/>
         </w:rPr>
       </w:pPr>
-      <w:hyperlink w:anchor="_Toc239785153" w:history="1">
+      <w:hyperlink w:anchor="_Toc239790097" w:history="1">
         <w:r>
           <w:rPr>
             <w:rStyle w:val="aff8"/>
@@ -749,7 +762,7 @@
             <w:noProof/>
             <w:webHidden/>
           </w:rPr>
-          <w:instrText xml:space="preserve"> PAGEREF _Toc239785153 \h </w:instrText>
+          <w:instrText xml:space="preserve"> PAGEREF _Toc239790097 \h </w:instrText>
         </w:r>
         <w:r>
           <w:rPr>
@@ -797,7 +810,7 @@
         <w:ind w:firstLine="0"/>
         <w:jc w:val="center"/>
       </w:pPr>
-      <w:bookmarkStart w:id="1" w:name="_Toc239785147"/>
+      <w:bookmarkStart w:id="1" w:name="_Toc239790091"/>
       <w:r>
         <w:lastRenderedPageBreak/>
         <w:t>ВВЕДЕНИЕ</w:t>
@@ -806,38 +819,38 @@
     </w:p>
     <w:p>
       <w:r>
-        <w:t xml:space="preserve">Сравниваются четыре режима классификации тональности: наиболее частый класс, </w:t>
+        <w:t xml:space="preserve">Мы сравнили четыре режима классификации </w:t>
       </w:r>
       <w:r>
-        <w:t>TF–IDF с логистической регрессией, zero-shot и few-shot одной LLM. Помимо accuracy и macro F1 оцениваются устойчивость на специально усложненных текстах, время, число токенов и стоимость обработки.</w:t>
+        <w:t>тональности: наиболее частый класс, TF–IDF с логистической регрессией, zero-shot и few-shot одной LLM. Помимо accuracy и macro F1 оцениваются устойчивость на специально усложненных текстах, время, число токенов и стоимость обработки.</w:t>
       </w:r>
     </w:p>
     <w:p>
       <w:r>
-        <w:t xml:space="preserve">Использована подготовленная версия RuSentiment: 3000 </w:t>
+        <w:t xml:space="preserve">Мы использовали </w:t>
       </w:r>
       <w:r>
-        <w:t xml:space="preserve">объектов train, 500 validation и 500 test. Сохранены исходные positive, negative, neutral; speech и skip исключены. Train/validation получены из исходной случайной части, test — из отдельного тестового файла. Дубликаты устранены, пересечения текстов между </w:t>
+        <w:t>подготовленную версию RuSentiment: 3000 объектов train, 500 validation и 500 test. Сохранены исходные positive, negative, neutral; speech и skip исключены. Train/validation получены из исходной случайной части, test — из отдельного тестового файла. Дублика</w:t>
       </w:r>
       <w:r>
-        <w:t>тремя частями автоматически проверены. Validation применяется для подбора, test не используется для обучения и выбора промптов. Ссылки, распределения и SHA256 находятся в data/provenance.json. В test 321 neutral, 121 positive, 58 negative, поэтому accuracy</w:t>
+        <w:t>ты устранены, пересечения текстов между тремя частями автоматически проверены. Validation применяется для подбора, test не используется для обучения и выбора промптов. Ссылки, распределения и SHA256 находятся в data/provenance.json. В test 321 neutral, 121</w:t>
       </w:r>
       <w:r>
-        <w:t xml:space="preserve"> большинства может выглядеть высокой при низком macro F1.</w:t>
+        <w:t xml:space="preserve"> positive, 58 negative, поэтому accuracy большинства может выглядеть высокой при низком macro F1.</w:t>
       </w:r>
     </w:p>
     <w:p>
       <w:r>
-        <w:t>Стресс-набор создан LLM OpenAI Codex непосредственно в этой рабочей сессии: 100 новых русскоязычных сообщений, по 20 с отрицанием, опечатками, иронией, цитированием и смешанной оценкой. Это настояща</w:t>
+        <w:t>Мы сгенерировали с помощью LLM стресс-набор из 100 новых русскоязычных сообщений: по 20 с отрицанием, опечатками, иронией, цитированием и смешанной оценкой. Д</w:t>
       </w:r>
       <w:r>
-        <w:t>я генерация другой LLM, а не выданные за LM Studio вызовы. Все тексты, запрос и критерии gold сохранены в make_stress.py и stress_provenance.json; SHA256 зафиксирован до первого запроса оцениваемой модели. Gold определяется позицией автора: явный положител</w:t>
+        <w:t>ля генерации использовалась другая LLM, а не оцениваемая Ministral. Тексты, запрос и критерии gold сохранены в make_stress.py и stress_provenance.json; SHA256 зафиксирован до первого оценочного запроса. Gold определяется позицией автора: явный положительны</w:t>
       </w:r>
       <w:r>
-        <w:t xml:space="preserve">ьный итог — positive, отрицательный — negative, факт или чужая оценка без собственной — neutral. В смешанной оценке приоритет имеет общий вердикт. Ироническая подвыборка намеренно содержит 20 отрицательных сообщений, поэтому категории не сбалансированы по </w:t>
+        <w:t>й итог — positive, отрицательный — negative, факт или чужая оценка без собственной — neutral. В смешанной оценке приоритет имеет общий вердикт. Ироническая подвыборка содержит 20 отрицательных сообщений, поэтому категории не сбалансированы по классам. Синт</w:t>
       </w:r>
       <w:r>
-        <w:t>классам. Синтетические тексты и метки того же генератора не заменяют независимую человеческую разметку.</w:t>
+        <w:t>етические тексты и метки одного генератора ограничивают независимость этой проверки.</w:t>
       </w:r>
     </w:p>
     <w:p>
@@ -848,7 +861,7 @@
         <w:spacing w:after="240"/>
         <w:jc w:val="left"/>
       </w:pPr>
-      <w:bookmarkStart w:id="2" w:name="_Toc239785148"/>
+      <w:bookmarkStart w:id="2" w:name="_Toc239790092"/>
       <w:r>
         <w:lastRenderedPageBreak/>
         <w:t>1 Выполнение работы</w:t>
@@ -862,7 +875,7 @@
         <w:spacing w:before="240" w:after="240"/>
         <w:jc w:val="left"/>
       </w:pPr>
-      <w:bookmarkStart w:id="3" w:name="_Toc239785149"/>
+      <w:bookmarkStart w:id="3" w:name="_Toc239790093"/>
       <w:r>
         <w:t>1.1 Методы и контроль эксперимента</w:t>
       </w:r>
@@ -870,35 +883,35 @@
     </w:p>
     <w:p>
       <w:r>
-        <w:t>Baseline всегда выбирает наиболее частый класс train — neutral. Основной классический метод: Pipe</w:t>
+        <w:t>Baseline всегда выбирает наиболее частый класс train — neutral. Основной классический метод: Pipeline(TfidfVectorize</w:t>
       </w:r>
       <w:r>
-        <w:t>line(TfidfVectorizer(word ngrams 1–2), LogisticRegression). Изменялся только один гиперпараметр C: 0.5, 1.0, 2.0; выбран C=2.0 по максимальному validation macro F1=0.500. При равенстве выбирается первый кандидат; прочие настройки фиксированы, random_state=</w:t>
+        <w:t>r(word ngrams 1–2), LogisticRegression). Мы изменяли только один гиперпараметр C: 0.5, 1.0, 2.0; выбран C=2.0 по максимальному validation macro F1=0.500. При равенстве выбирается первый кандидат; прочие настройки фиксированы, random_state=42. После просмот</w:t>
       </w:r>
       <w:r>
-        <w:t>42. После просмотра test гиперпараметры не менялись.</w:t>
+        <w:t>ра test гиперпараметры не менялись.</w:t>
       </w:r>
     </w:p>
     <w:p>
       <w:r>
-        <w:t xml:space="preserve">LLM — локальная mistralai/ministral-3-14b-reasoning в LM Studio. Одинаковы temperature=0, seed=42, max_tokens=64 и ограничение JSON-schema. Ответ имеет единственное поле label; Pydantic запрещает лишние </w:t>
+        <w:t>LLM — локальная mistralai/ministral-3-14b-reasoning в LM Studio. Одинаковы temperature=0, seed=42, max_tokens=64 и ограничение JSON-schema. Ответ имеет единственное поле label; Pydantic запрещает лишние поля и неизвестны</w:t>
       </w:r>
       <w:r>
-        <w:t>поля и неизвестные классы. Невалидный ответ сохраняется как invalid и считается ошибкой, без скрытого исправления. Zero-shot не содержит примеров. Few-shot добавляет шесть исходных train-примеров, по два каждого класса; тест проверяет их происхождение и ме</w:t>
+        <w:t>е классы. Невалидный ответ сохраняется как invalid и считается ошибкой, без скрытого исправления. Zero-shot не содержит примеров. Few-shot добавляет шесть исходных train-примеров, по два каждого класса; тест проверяет их происхождение и метки. Текст пользо</w:t>
       </w:r>
       <w:r>
-        <w:t>тки. Текст пользователя трактуется как данные. Название reasoning не означает, что в данном режиме строился длинный вывод: constrained decoding ограничивает ответ JSON, а наблюдаемые токены reasoning сохранены в usage.</w:t>
+        <w:t>вателя трактуется как данные. Название reasoning не означает, что в данном режиме строился длинный вывод: constrained decoding ограничивает ответ JSON, а наблюдаемые токены reasoning сохранены в usage.</w:t>
       </w:r>
     </w:p>
     <w:p>
       <w:r>
-        <w:t>Выполнено 1200 основных запросов: 600</w:t>
+        <w:t>Мы выполнили 1200 основных запросов: 600 текстов × 2 п</w:t>
       </w:r>
       <w:r>
-        <w:t xml:space="preserve"> текстов × 2 промпта. Валидных ответов: 1200 из 1200. Исходные ответы, ID запросов, UTC-время, параметры и usage сохранены до анализа. Кэш позволяет продолжать прерванный запуск; итоговые метрики запрещены при неполном наборе. Семь pytest-проверок покрываю</w:t>
+        <w:t>ромпта. Валидных ответов: 1200 из 1200. Исходные ответы, ID запросов, UTC-время, параметры и usage сохранены до анализа. Кэш позволяет продолжать прерванный запуск; итоговые метрики запрещены при неполном наборе. Семь pytest-проверок покрывают неизменность</w:t>
       </w:r>
       <w:r>
-        <w:t>т неизменность stress, отсутствие утечки между выборками, схему и происхождение few-shot примеров.</w:t>
+        <w:t xml:space="preserve"> stress, отсутствие утечки между выборками, схему и происхождение few-shot примеров.</w:t>
       </w:r>
     </w:p>
     <w:p>
@@ -908,7 +921,7 @@
         <w:spacing w:before="240" w:after="240"/>
         <w:jc w:val="left"/>
       </w:pPr>
-      <w:bookmarkStart w:id="4" w:name="_Toc239785150"/>
+      <w:bookmarkStart w:id="4" w:name="_Toc239790094"/>
       <w:r>
         <w:lastRenderedPageBreak/>
         <w:t>1.2 Результаты, время и стоимость</w:t>
@@ -2351,7 +2364,13 @@
               <w:rPr>
                 <w:sz w:val="24"/>
               </w:rPr>
-              <w:t>206672 / 3500</w:t>
+              <w:t>206672</w:t>
+            </w:r>
+            <w:r>
+              <w:rPr>
+                <w:sz w:val="24"/>
+              </w:rPr>
+              <w:t xml:space="preserve"> / 3500</w:t>
             </w:r>
           </w:p>
         </w:tc>
@@ -2365,60 +2384,60 @@
     </w:p>
     <w:p>
       <w:r>
-        <w:t xml:space="preserve">Лидер по macro F1 на test — few_shot, на stress — few_shot. Эти ранжирования относятся только к данному прогону; доверительные интервалы и повторные seed не оценивались. Разрез по каждому типу стресс-текста сохранен в </w:t>
+        <w:t>Лидер по macro F1 на test — few_shot, на stress — few_shot. Эти ранжирования относятся только к данному прогону; доверительные интервалы и повторные seed не оценивались. Разрез по каждому типу стресс-текста сохранен в stress_category_metrics.csv.</w:t>
       </w:r>
       <w:r>
-        <w:t>stress_category_metrics.csv. Для категорий с отсутствующими классами F1 вычислен по фиксированным трем меткам и поэтому не должен сравниваться напрямую с macro F1 сбалансированной выборки.</w:t>
+        <w:t xml:space="preserve"> Для категорий с отсутствующими классами F1 вычислен по фиксированным трем меткам и поэтому не должен сравниваться напрямую с macro F1 сбалансированной выборки.</w:t>
       </w:r>
     </w:p>
     <w:p>
       <w:r>
-        <w:t>На основном test TF–IDF+LR имеет accuracy 0,696 против 0,670 у few-</w:t>
+        <w:t>На основном test TF–IDF+LR имеет accuracy 0,696 против 0,670 у few-shot, но macro F1 ниже: 0,54</w:t>
       </w:r>
       <w:r>
-        <w:t xml:space="preserve">shot, но macro F1 ниже: 0,543 против 0,659. Следовательно, вывод о лучшем </w:t>
+        <w:t xml:space="preserve">3 против 0,659. Следовательно, вывод о лучшем </w:t>
       </w:r>
       <w:r>
         <w:lastRenderedPageBreak/>
-        <w:t>методе зависит от равного учета классов, а не только общей доли верных ответов. Zero-shot на test уступает даже классическому методу по macro F1 (0,514), тогда как few-shot заметно у</w:t>
+        <w:t>методе зависит от равного учета классов, а не только общей доли верных ответов. Zero-shot на test уступает даже классическому методу по macro F1 (0,514), тогда как few-shot заметно улучшает результат той же мод</w:t>
       </w:r>
       <w:r>
-        <w:t>лучшает результат той же модели. На синтетическом stress обе LLM достигают accuracy 0,900 против 0,360 у LR. Этот разрыв не следует обобщать на любую «сложную» речь: стресс-примеры короткие и специально сформулированы генератором с явными критериями, а реа</w:t>
+        <w:t>ели. На синтетическом stress обе LLM достигают accuracy 0,900 против 0,360 у LR. Этот разрыв не следует обобщать на любую «сложную» речь: стресс-примеры короткие и специально сформулированы генератором с явными критериями, а реальные социальные посты содер</w:t>
       </w:r>
       <w:r>
-        <w:t>льные социальные посты содержат контекстные и разметочные неоднозначности.</w:t>
+        <w:t>жат контекстные и разметочные неоднозначности.</w:t>
       </w:r>
     </w:p>
     <w:p>
       <w:r>
-        <w:t>Классический метод измеряется отдельными вызовами predict для каждого текста. Основные HTTP-запросы LLM выполнялись с concurrency 2; столбец времени включает сетевой round trip и се</w:t>
+        <w:t>Классический метод измеряется отдельными вызовами predict для каждого текста. Основные HTTP-запросы LLM выполнялись с concurrency 2; столбец времени включает сетевой round trip и серверное планирование. В нача</w:t>
       </w:r>
       <w:r>
-        <w:t xml:space="preserve">рверное планирование. В начале прогона сервер также кратко обслуживал восемь дополнительных запросов лабораторной 5, поэтому этот журнал отражает нагрузочный режим с коротким совместным использованием, а не контролируемую изолированную производительность. </w:t>
+        <w:t>ле прогона сервер также кратко обслуживал восемь дополнительных запросов лабораторной 5, поэтому этот журнал отражает нагрузочный режим с коротким совместным использованием, а не контролируемую изолированную производительность. Это end-to-end latency, а не</w:t>
       </w:r>
       <w:r>
-        <w:t>Это end-to-end latency, а не изолированное одиночное время генерации. Наблюдаемый общий throughput — 0.732 ответа/с. Отдельно выполнены 20 последовательных запросов на первых 10 train текстах с двумя промптами: средняя end-to-end задержка 2.391 с, throughp</w:t>
+        <w:t xml:space="preserve"> изолированное одиночное время генерации. Наблюдаемый общий throughput — 0.732 ответа/с. Отдельно мы выполнили 20 последовательных запросов на первых 10 train текстах с двумя промптами: средняя end-to-end задержка 2.391 с, throughput 0.418 ответа/с. Эти от</w:t>
       </w:r>
       <w:r>
-        <w:t>ut 0.418 ответа/с. Эти ответы не входят в качество test/stress и не использованы для подбора.</w:t>
+        <w:t>веты не входят в качество test/stress и не использованы для подбора.</w:t>
       </w:r>
     </w:p>
     <w:p>
       <w:r>
-        <w:t>Входные и выходные токены взяты из API usage, использующего родной токенизатор обслуживаемой Mistral-модели вместе с шаблоном чата. Дополнительно через lmstudio S</w:t>
+        <w:t xml:space="preserve">Входные и выходные токены взяты из API usage, использующего родной токенизатор обслуживаемой Mistral-модели вместе с шаблоном чата. Дополнительно через lmstudio SDK 1.5.0 вызван tokenize </w:t>
       </w:r>
       <w:r>
-        <w:t>DK 1.5.0 вызван tokenize у уже загруженной модели для десяти train-текстов; token IDs, количество и время сохранены в native_tokenizer.json. Эта отдельная проверка токенизирует сырой текст без шаблона чата, поэтому ее счетчики закономерно отличаются от pro</w:t>
+        <w:t>у уже загруженной модели для десяти train-текстов; token IDs, количество и время сохранены в native_tokenizer.json. Эта отдельная проверка токенизирует сырой текст без шаблона чата, поэтому ее счетчики закономерно отличаются от prompt_tokens API. Подсчет п</w:t>
       </w:r>
       <w:r>
-        <w:t xml:space="preserve">mpt_tokens API. Подсчет по символам или токенизатором другой модели не подменяет измерение. Внешний тариф локальной LM Studio отсутствует: денежная стоимость API для 1000 текстов — 0 USD. Электричество, </w:t>
+        <w:t xml:space="preserve">о символам или токенизатором другой модели не подменяет измерение. Внешний тариф локальной LM Studio отсутствует: денежная стоимость API для 1000 текстов — 0 USD. Электричество, </w:t>
       </w:r>
       <w:r>
         <w:lastRenderedPageBreak/>
-        <w:t>амортизация и затраты времени пользователя не оценива</w:t>
+        <w:t>амортизация и затраты времени пользователя не оценивались, поэтому «нулевая ст</w:t>
       </w:r>
       <w:r>
-        <w:t>лись, поэтому «нулевая стоимость API» не означает бесплатную эксплуатацию.</w:t>
+        <w:t>оимость API» не означает бесплатную эксплуатацию.</w:t>
       </w:r>
     </w:p>
     <w:p>
@@ -2428,7 +2447,7 @@
         <w:spacing w:before="240" w:after="240"/>
         <w:jc w:val="left"/>
       </w:pPr>
-      <w:bookmarkStart w:id="5" w:name="_Toc239785151"/>
+      <w:bookmarkStart w:id="5" w:name="_Toc239790095"/>
       <w:r>
         <w:t>1.3 Анализ пятнадцати случаев</w:t>
       </w:r>
@@ -2436,45 +2455,45 @@
     </w:p>
     <w:p>
       <w:r>
-        <w:t>Случаи выбраны воспроизводимо: первые пять ошибок классики, первые пять ошибок few-shot LLM и первые пять расхождений, исключая уже выбранные ID. Этало</w:t>
+        <w:t>Мы выбрали случаи воспроизводимо: первые пять ошибок классики, первые пять ошибок few-shot LLM и первые пять расхождений, исключая уже выбранные ID. Эталоны RuSentiment не испр</w:t>
       </w:r>
       <w:r>
-        <w:t>ны RuSentiment не исправлялись после просмотра ответов. Объяснения описывают текст и наблюдаемые результаты; они не претендуют на доступ к внутренней причине решения модели.</w:t>
+        <w:t>авлялись после просмотра ответов. Объяснения описывают текст и наблюдаемые результаты; они не претендуют на доступ к внутренней причине решения модели.</w:t>
       </w:r>
     </w:p>
     <w:p>
       <w:r>
-        <w:t>1. Ошибка классики, test_01325. Короткое эмоциональное сообщение «Хах.Фагот!!!)))»</w:t>
+        <w:t>1. Ошибка классики, test_01325. Короткое эмоциональное сообщение «Хах.Фагот!!!)))» имеет корпусную метку</w:t>
       </w:r>
       <w:r>
-        <w:t xml:space="preserve"> имеет корпусную метку positive. TF–IDF+LR и few-shot отвечают neutral: стандартная токенизация теряет скобочные смайлы и пунктуационную экспрессию, а редкое слово без контекста малоинформативно. Это правдоподобное объяснение наблюдения, а не измеренная пр</w:t>
-      </w:r>
-      <w:r>
-        <w:t>ичинная атрибуция.</w:t>
+        <w:t xml:space="preserve"> positive. TF–IDF+LR и few-shot отвечают neutral: стандартная токенизация теряет скобочные смайлы и пунктуационную экспрессию, а редкое слово без контекста малоинформативно. Это правдоподобное объяснение наблюдения, а не измеренная причинная атрибуция.</w:t>
       </w:r>
     </w:p>
     <w:p>
       <w:r>
-        <w:t>2. Ошибка классики, test_00360. В «Музыка моей молодости :D» положительная эмоция выражена ностальгией и смайлом. Классика возвращает neutral, few-shot — правильный positive. Для признаковой модели ностальгическая конструкция может не им</w:t>
+        <w:t xml:space="preserve">2. </w:t>
       </w:r>
       <w:r>
-        <w:t>еть достаточного веса; смайл по умолчанию не сохраняется как отдельный информативный токен.</w:t>
+        <w:t>Ошибка классики, test_00360. В «Музыка моей молодости :D» положительная эмоция выражена ностальгией и смайлом. Классика возвращает neutral, few-shot — правильный positive. Для признаковой модели ностальгическая конструкция может не иметь достаточного веса;</w:t>
+      </w:r>
+      <w:r>
+        <w:t xml:space="preserve"> смайл по умолчанию не сохраняется как отдельный информативный токен.</w:t>
       </w:r>
     </w:p>
     <w:p>
       <w:r>
-        <w:t>3. Ошибка классики, test_00789. «Люди смеются, чтобы не заплакать» размечено negative. Оба метода дают neutral: буквальное присутствие смеха не отражает прагматичес</w:t>
+        <w:t>3. Ошибка классики, test_00789. «Люди смеются, чтобы не заплакать» размечено negative. Оба метода дают neutral: буквальное присутствие смеха не отражает прагматическое неблагополучие. Фр</w:t>
       </w:r>
       <w:r>
-        <w:t>кое неблагополучие. Фраза также похожа на цитатный афоризм, поэтому граница между авторской эмоцией и нейтральной передачей высказывания неоднозначна; исходный gold не менялся.</w:t>
+        <w:t>аза также похожа на цитатный афоризм, поэтому граница между авторской эмоцией и нейтральной передачей высказывания неоднозначна; исходный gold не менялся.</w:t>
       </w:r>
     </w:p>
     <w:p>
       <w:r>
-        <w:t>4. Ошибка классики, test_02750. Приглашение «а сегодня пойдем гулять????» имеет</w:t>
+        <w:t>4. Ошибка классики, test_02750. Приглашение «а сегодня пойдем гулять????» имеет neutral. Оба метода п</w:t>
       </w:r>
       <w:r>
-        <w:t xml:space="preserve"> neutral. Оба метода предсказывают positive, приписывая положительный настрой факту приглашения и эмоциональной пунктуации. </w:t>
+        <w:t xml:space="preserve">редсказывают positive, приписывая положительный настрой факту приглашения и эмоциональной пунктуации. </w:t>
       </w:r>
       <w:r>
         <w:lastRenderedPageBreak/>
@@ -2483,97 +2502,97 @@
     </w:p>
     <w:p>
       <w:r>
-        <w:t xml:space="preserve">5. Ошибка классики, test_00602. Вопрос «А </w:t>
+        <w:t>5. Ошибка классики, test_00602. Вопрос «А ты хайп?» размечен neu</w:t>
       </w:r>
       <w:r>
-        <w:t>ты хайп?» размечен neutral. Классика выбирает positive, few-shot сохраняет neutral. Из короткого сленгового вопроса нельзя надежно вывести оценку автора; редкая лексика и отсутствие контекста делают ошибку признаковой модели понятной, но не позволяют доказ</w:t>
+        <w:t>tral. Классика выбирает positive, few-shot сохраняет neutral. Из короткого сленгового вопроса нельзя надежно вывести оценку автора; редкая лексика и отсутствие контекста делают ошибку признаковой модели понятной, но не позволяют доказать конкретную причину</w:t>
       </w:r>
       <w:r>
-        <w:t>ать конкретную причину без анализа коэффициентов.</w:t>
+        <w:t xml:space="preserve"> без анализа коэффициентов.</w:t>
       </w:r>
     </w:p>
     <w:p>
       <w:r>
-        <w:t>6. Ошибка LLM, test_02597. Пост о Гарри Поттере содержит «я в шоке от этих маркетологов» и ироничные детали. Корпусный gold — neutral, few-shot — negative, классика — neutral. Модель усилила критическую инт</w:t>
+        <w:t>6. Ошибка LLM, test_02597. Пост о Гарри Поттере содержит «я в шоке от этих маркетологов» и ироничные детали. Корпусный gold — neutral, few-shot — negative, классика — neutral. Модель усилила критическую интерпретацию. Это реальн</w:t>
       </w:r>
       <w:r>
-        <w:t>ерпретацию. Это реальное расхождение с эталоном, однако в нем есть субъективная пограничность разметки, а не бесспорная грамматическая ошибка.</w:t>
+        <w:t>ое расхождение с эталоном, однако в нем есть субъективная пограничность разметки, а не бесспорная грамматическая ошибка.</w:t>
       </w:r>
     </w:p>
     <w:p>
       <w:r>
-        <w:t>7. Ошибка LLM, test_02633. Мотивирующие стихотворные строки о победе размечены neutral. Few-shot дает positive, п</w:t>
+        <w:t>7. Ошибка LLM, test_02633. Мотивирующие стихотворные строки о победе размечены neutral. Few-shot дает positive, приняв содержание проци</w:t>
       </w:r>
       <w:r>
-        <w:t>риняв содержание процитированного текста за положительную позицию автора публикации. Классика совпадает с gold. Чтобы устранить такую ошибку, нужно отдельно определить статус цитат и репостов, не меняя инструкцию после просмотра test.</w:t>
+        <w:t>тированного текста за положительную позицию автора публикации. Классика совпадает с gold. Чтобы устранить такую ошибку, нужно отдельно определить статус цитат и репостов, не меняя инструкцию после просмотра test.</w:t>
       </w:r>
     </w:p>
     <w:p>
       <w:r>
-        <w:t>8. Ошибка LLM, test_0</w:t>
+        <w:t>8. Ошибка LLM, test_01460. «Ужасно как я ме</w:t>
       </w:r>
       <w:r>
-        <w:t>1460. «Ужасно как я мечтаю о порядке у себя на кухне)))» имеет neutral; few-shot выбирает negative. Здесь «ужасно» выступает усилителем желания, а не однозначной отрицательной оценкой. Модель переоценила лексический маркер и недооценила функцию слова в кон</w:t>
-      </w:r>
-      <w:r>
-        <w:t>струкции.</w:t>
+        <w:t>чтаю о порядке у себя на кухне)))» имеет neutral; few-shot выбирает negative. Здесь «ужасно» выступает усилителем желания, а не однозначной отрицательной оценкой. Модель переоценила лексический маркер и недооценила функцию слова в конструкции.</w:t>
       </w:r>
     </w:p>
     <w:p>
       <w:r>
-        <w:t>9. Ошибка LLM, test_01198. «оооооо тебя тоже поперла моя песенка????» имеет neutral. Оба метода дают positive, трактуя разговорную экспрессию как положительную эмоцию. Вопрос о чужой реакции не обязательно выражает собственную оценку; это огранич</w:t>
+        <w:t xml:space="preserve">9. Ошибка </w:t>
       </w:r>
       <w:r>
-        <w:t>ение выделения носителя тональности.</w:t>
+        <w:t>LLM, test_01198. «оооооо тебя тоже поперла моя песенка????» имеет neutral. Оба метода дают positive, трактуя разговорную экспрессию как положительную эмоцию. Вопрос о чужой реакции не обязательно выражает собственную оценку; это ограничение выделения носит</w:t>
+      </w:r>
+      <w:r>
+        <w:t>еля тональности.</w:t>
       </w:r>
     </w:p>
     <w:p>
       <w:r>
         <w:lastRenderedPageBreak/>
-        <w:t>10. Ошибка LLM, test_00760. Рекламное сообщение с обещанием бесплатной футболки и эмодзи размечено neutral. Few-shot дает positive, реагируя на подарок и позитивную визуальную подачу. Классика сохраняет neutral. Привлек</w:t>
+        <w:t>10. Ошибка LLM, test_00760. Рекламное сообщение с обещанием бесплатной футболки и эмодзи размечено neutral. Few-shot дает positive, реагируя на подарок и позитивную визуальную подачу. Классика сохраняет neutral. Привлекательность рекламног</w:t>
       </w:r>
       <w:r>
-        <w:t>ательность рекламного предложения не должна автоматически становиться эмоцией автора.</w:t>
+        <w:t>о предложения не должна автоматически становиться эмоцией автора.</w:t>
       </w:r>
     </w:p>
     <w:p>
       <w:r>
-        <w:t>11. Расхождение, test_01758. В перечислении «Лучшие вещи в жизни — бесплатны» gold=positive. Классика предсказывает neutral, few-shot=positive. Явный маркер «лучшие» и сп</w:t>
+        <w:t>11. Расхождение, test_01758. В перечислении «Лучшие вещи в жизни — бесплатны» gold=positive. Классика предсказывает neutral, few-shot=positive. Явный маркер «лучшие» и список приятных явлени</w:t>
       </w:r>
       <w:r>
-        <w:t>исок приятных явлений доступны обоим методам, но генеративная модель в этом случае лучше передает общий оценочный смысл.</w:t>
+        <w:t>й доступны обоим методам, но генеративная модель в этом случае лучше передает общий оценочный смысл.</w:t>
       </w:r>
     </w:p>
     <w:p>
       <w:r>
-        <w:t>12. Расхождение, test_00362. Междометие «Ееееее!!!))» имеет positive. TF–IDF+LR дает neutral, few-shot=positive. Почти вся информация з</w:t>
+        <w:t>12. Расхождение, test_00362. Междометие «Ееееее!!!))» имеет positive. TF–IDF+LR дает neutral, few-shot=positive. Почти вся информация заключена в удлинении</w:t>
       </w:r>
       <w:r>
-        <w:t>аключена в удлинении буквы, восклицаниях и скобках; редкое междометие и стандартная токенизация затрудняют обобщение классики.</w:t>
+        <w:t xml:space="preserve"> буквы, восклицаниях и скобках; редкое междометие и стандартная токенизация затрудняют обобщение классики.</w:t>
       </w:r>
     </w:p>
     <w:p>
       <w:r>
-        <w:t>13. Расхождение, test_01008. Сообщение об Арнольде Шварценеггере с характеристикой «уникальный человек» имеет neutral. Классика с</w:t>
+        <w:t>13. Расхождение, test_01008. Сообщение об Арнольде Шварценеггере с характеристикой «уникальный человек» имеет neutral. Классика совпадает с gold, few</w:t>
       </w:r>
       <w:r>
-        <w:t>овпадает с gold, few-shot дает positive, воспринимая необычные способности как похвалу. Случай демонстрирует возможную избыточную оценочность LLM относительно правил конкретного корпуса.</w:t>
+        <w:t>-shot дает positive, воспринимая необычные способности как похвалу. Случай демонстрирует возможную избыточную оценочность LLM относительно правил конкретного корпуса.</w:t>
       </w:r>
     </w:p>
     <w:p>
       <w:r>
-        <w:t>14. Расхождение, test_00873. Объявление о мастер-классе по изготовлен</w:t>
+        <w:t>14. Расхождение, test_00873. Объявление о мастер-классе по изготовлению открыток размечен</w:t>
       </w:r>
       <w:r>
-        <w:t>ию открыток размечено neutral. Классика дает neutral, few-shot=positive. Восклицательные знаки и скобочный смайл повысили кажущуюся эмоциональность, хотя основная функция сообщения — информирование о мероприятии.</w:t>
+        <w:t>о neutral. Классика дает neutral, few-shot=positive. Восклицательные знаки и скобочный смайл повысили кажущуюся эмоциональность, хотя основная функция сообщения — информирование о мероприятии.</w:t>
       </w:r>
     </w:p>
     <w:p>
       <w:r>
-        <w:t>15. Расхождение, test_00229. Короткое «Ты ч</w:t>
+        <w:t>15. Расхождение, test_00229. Короткое «Ты чегооо?..» имеет neut</w:t>
       </w:r>
       <w:r>
-        <w:t>егооо?..» имеет neutral. Классика дает positive, few-shot=neutral. Растяжение гласной обозначает экспрессию, но без контекста не устанавливает ее знак. В этом случае LLM верно воздерживается от приписывания положительной оценки.</w:t>
+        <w:t>ral. Классика дает positive, few-shot=neutral. Растяжение гласной обозначает экспрессию, но без контекста не устанавливает ее знак. В этом случае LLM верно воздерживается от приписывания положительной оценки.</w:t>
       </w:r>
     </w:p>
     <w:p>
@@ -2585,7 +2604,7 @@
         <w:ind w:firstLine="0"/>
         <w:jc w:val="center"/>
       </w:pPr>
-      <w:bookmarkStart w:id="6" w:name="_Toc239785152"/>
+      <w:bookmarkStart w:id="6" w:name="_Toc239790096"/>
       <w:r>
         <w:lastRenderedPageBreak/>
         <w:t>ЗАКЛЮЧЕНИЕ</w:t>
@@ -2594,35 +2613,35 @@
     </w:p>
     <w:p>
       <w:r>
-        <w:t>Для массовой обр</w:t>
+        <w:t>Для массовой обработки разумно рассм</w:t>
       </w:r>
       <w:r>
-        <w:t>аботки разумно рассматривать TF–IDF+LR как быстрый воспроизводимый первый уровень и проверять, устраивает ли его измеренный F1. Baseline большинства полезен только как нижняя контрольная точка: он игнорирует содержание и плохо отражает редкие классы. Для н</w:t>
+        <w:t>атривать TF–IDF+LR как быстрый воспроизводимый первый уровень и проверять, устраивает ли его измеренный F1. Baseline большинства полезен только как нижняя контрольная точка: он игнорирует содержание и плохо отражает редкие классы. Для небольшого потока сло</w:t>
       </w:r>
       <w:r>
-        <w:t>ебольшого потока сложных текстов LLM позволяет учитывать цитаты и прагматику, но реальные ошибки показывают склонность приписывать оценку рекламным и информационным сообщениям; автоматическую генерацию нельзя считать безошибочной разметкой. Выбор zero-shot</w:t>
+        <w:t>жных текстов LLM позволяет учитывать цитаты и прагматику, но реальные ошибки показывают склонность приписывать оценку рекламным и информационным сообщениям; автоматическую генерацию нельзя считать безошибочной разметкой. Выбор zero-shot или few-shot следуе</w:t>
       </w:r>
       <w:r>
-        <w:t xml:space="preserve"> или few-shot следует делать на отдельной validation-проверке, не по максимальному test-результату этой работы.</w:t>
+        <w:t>т делать на отдельной validation-проверке, не по максимальному test-результату этой работы.</w:t>
       </w:r>
     </w:p>
     <w:p>
       <w:r>
-        <w:t>Для локальной обработки без внешнего API доступны оба подхода: классический метод имеет небольшие вычислительные требования, LLM требует достато</w:t>
+        <w:t>Для локальной обработки без внешнего API доступны оба подхода: классический метод имеет небольшие вычислительные требования, LLM требует достаточной памяти и больше</w:t>
       </w:r>
       <w:r>
-        <w:t>чной памяти и большей задержки. Исследуемая конфигурация сохраняет тексты в локальном процессе LM Studio. Практический комбинированный маршрут — классика для обычного потока и LLM для отдельной проверки неоднозначных случаев — здесь не измерялся и остается</w:t>
+        <w:t xml:space="preserve">й задержки. Исследуемая конфигурация сохраняет тексты в локальном процессе LM Studio. Практический комбинированный маршрут — классика для обычного потока и LLM для отдельной проверки неоднозначных случаев — здесь не измерялся и остается предложением, а не </w:t>
       </w:r>
       <w:r>
-        <w:t xml:space="preserve"> предложением, а не доказанным улучшением.</w:t>
+        <w:t>доказанным улучшением.</w:t>
       </w:r>
     </w:p>
     <w:p>
       <w:r>
-        <w:t xml:space="preserve">Ограничения: один train split, одна модель, один набор few-shot примеров, синтетический stress от одного генератора, отсутствие независимой разметки stress и неопределенность некоторых социальных постов. Выводы </w:t>
+        <w:t>Ограничения: один train split, одна модель, один набор few-shot примеров, синтетический stress от одного генератора, отсутствие независимой разметки stress и неопределенность некоторых социальных постов. Выводы ограничены представлен</w:t>
       </w:r>
       <w:r>
-        <w:t>ограничены представленными 600 текстами и сохраненными измерениями.</w:t>
+        <w:t>ными 600 текстами и сохраненными измерениями.</w:t>
       </w:r>
     </w:p>
     <w:p>
@@ -2634,7 +2653,7 @@
         <w:ind w:firstLine="0"/>
         <w:jc w:val="center"/>
       </w:pPr>
-      <w:bookmarkStart w:id="7" w:name="_Toc239785153"/>
+      <w:bookmarkStart w:id="7" w:name="_Toc239790097"/>
       <w:r>
         <w:lastRenderedPageBreak/>
         <w:t>СПИСОК ИСПОЛЬЗОВАННЫХ ИСТОЧНИКОВ</w:t>
@@ -2648,15 +2667,15 @@
     </w:p>
     <w:p>
       <w:r>
-        <w:t>2. Доступная копия данных: h</w:t>
+        <w:t>2. Доступная копия данных: https://github.com/stra</w:t>
       </w:r>
       <w:r>
-        <w:t>ttps://github.com/strawberrypie/rusentiment. Точные URL и SHA256 — в provenance.json.</w:t>
+        <w:t>wberrypie/rusentiment. Точные URL и SHA256 — в provenance.json.</w:t>
       </w:r>
     </w:p>
     <w:p>
       <w:r>
-        <w:t>3. Синтетический стресс-набор: генерация OpenAI Codex в данной работе, 08.09.2026; запрос и критерии — stress_provenance.json.</w:t>
+        <w:t>3. Синтетический стресс-набор: генерация с помощью LLM в данной работе, 08.09.2026; запрос и критерии — stress_provenance.json.</w:t>
       </w:r>
     </w:p>
     <w:sectPr>
@@ -14716,7 +14735,7 @@
 </file>
 
 <file path=customXml/itemProps1.xml><?xml version="1.0" encoding="utf-8"?>
-<ds:datastoreItem xmlns:ds="http://schemas.openxmlformats.org/officeDocument/2006/customXml" ds:itemID="{922CDCC9-EC84-466E-A6F6-8AB32D12B459}">
+<ds:datastoreItem xmlns:ds="http://schemas.openxmlformats.org/officeDocument/2006/customXml" ds:itemID="{8129AC2B-988B-47F2-8093-B990313D1AFB}">
   <ds:schemaRefs>
     <ds:schemaRef ds:uri="http://schemas.openxmlformats.org/officeDocument/2006/bibliography"/>
   </ds:schemaRefs>

--- a/lab03_classification/report.docx
+++ b/lab03_classification/report.docx
@@ -195,27 +195,14 @@
     <w:p>
       <w:pPr>
         <w:pStyle w:val="aff9"/>
-        <w:spacing w:before="1040" w:beforeAutospacing="0" w:after="0" w:afterAutospacing="0"/>
+        <w:spacing w:before="1240" w:beforeAutospacing="0" w:after="0" w:afterAutospacing="0"/>
         <w:jc w:val="both"/>
       </w:pPr>
       <w:r>
         <w:rPr>
           <w:sz w:val="28"/>
         </w:rPr>
-        <w:t>Обучающиеся: Дущенко Даниил Александрович, К3341</w:t>
-      </w:r>
-    </w:p>
-    <w:p>
-      <w:pPr>
-        <w:pStyle w:val="aff9"/>
-        <w:spacing w:before="0" w:beforeAutospacing="0" w:after="0" w:afterAutospacing="0"/>
-        <w:jc w:val="both"/>
-      </w:pPr>
-      <w:r>
-        <w:rPr>
-          <w:sz w:val="28"/>
-        </w:rPr>
-        <w:t>Коваленко Евгений Юрьевич, К3341</w:t>
+        <w:t>Обучающийся: Дущенко Даниил Александрович, К3341</w:t>
       </w:r>
     </w:p>
     <w:p>
@@ -296,7 +283,7 @@
       <w:r>
         <w:fldChar w:fldCharType="separate"/>
       </w:r>
-      <w:hyperlink w:anchor="_Toc239790091" w:history="1">
+      <w:hyperlink w:anchor="_Toc239790558" w:history="1">
         <w:r>
           <w:rPr>
             <w:rStyle w:val="aff8"/>
@@ -324,7 +311,7 @@
             <w:noProof/>
             <w:webHidden/>
           </w:rPr>
-          <w:instrText xml:space="preserve"> PAGEREF _Toc239790091 \h </w:instrText>
+          <w:instrText xml:space="preserve"> PAGEREF _Toc239790558 \h </w:instrText>
         </w:r>
         <w:r>
           <w:rPr>
@@ -369,7 +356,7 @@
           <w:lang w:val="ru-RU" w:eastAsia="ru-RU"/>
         </w:rPr>
       </w:pPr>
-      <w:hyperlink w:anchor="_Toc239790092" w:history="1">
+      <w:hyperlink w:anchor="_Toc239790559" w:history="1">
         <w:r>
           <w:rPr>
             <w:rStyle w:val="aff8"/>
@@ -397,7 +384,7 @@
             <w:noProof/>
             <w:webHidden/>
           </w:rPr>
-          <w:instrText xml:space="preserve"> PAGEREF _Toc239790092 \h </w:instrText>
+          <w:instrText xml:space="preserve"> PAGEREF _Toc239790559 \h </w:instrText>
         </w:r>
         <w:r>
           <w:rPr>
@@ -442,7 +429,7 @@
           <w:lang w:val="ru-RU" w:eastAsia="ru-RU"/>
         </w:rPr>
       </w:pPr>
-      <w:hyperlink w:anchor="_Toc239790093" w:history="1">
+      <w:hyperlink w:anchor="_Toc239790560" w:history="1">
         <w:r>
           <w:rPr>
             <w:rStyle w:val="aff8"/>
@@ -470,7 +457,7 @@
             <w:noProof/>
             <w:webHidden/>
           </w:rPr>
-          <w:instrText xml:space="preserve"> PAGEREF _Toc239790093 \h </w:instrText>
+          <w:instrText xml:space="preserve"> PAGEREF _Toc239790560 \h </w:instrText>
         </w:r>
         <w:r>
           <w:rPr>
@@ -515,7 +502,7 @@
           <w:lang w:val="ru-RU" w:eastAsia="ru-RU"/>
         </w:rPr>
       </w:pPr>
-      <w:hyperlink w:anchor="_Toc239790094" w:history="1">
+      <w:hyperlink w:anchor="_Toc239790561" w:history="1">
         <w:r>
           <w:rPr>
             <w:rStyle w:val="aff8"/>
@@ -543,7 +530,7 @@
             <w:noProof/>
             <w:webHidden/>
           </w:rPr>
-          <w:instrText xml:space="preserve"> PAGEREF _Toc239790094 \h </w:instrText>
+          <w:instrText xml:space="preserve"> PAGEREF _Toc239790561 \h </w:instrText>
         </w:r>
         <w:r>
           <w:rPr>
@@ -588,7 +575,7 @@
           <w:lang w:val="ru-RU" w:eastAsia="ru-RU"/>
         </w:rPr>
       </w:pPr>
-      <w:hyperlink w:anchor="_Toc239790095" w:history="1">
+      <w:hyperlink w:anchor="_Toc239790562" w:history="1">
         <w:r>
           <w:rPr>
             <w:rStyle w:val="aff8"/>
@@ -616,7 +603,7 @@
             <w:noProof/>
             <w:webHidden/>
           </w:rPr>
-          <w:instrText xml:space="preserve"> PAGEREF _Toc239790095 \h </w:instrText>
+          <w:instrText xml:space="preserve"> PAGEREF _Toc239790562 \h </w:instrText>
         </w:r>
         <w:r>
           <w:rPr>
@@ -661,7 +648,7 @@
           <w:lang w:val="ru-RU" w:eastAsia="ru-RU"/>
         </w:rPr>
       </w:pPr>
-      <w:hyperlink w:anchor="_Toc239790096" w:history="1">
+      <w:hyperlink w:anchor="_Toc239790563" w:history="1">
         <w:r>
           <w:rPr>
             <w:rStyle w:val="aff8"/>
@@ -689,7 +676,7 @@
             <w:noProof/>
             <w:webHidden/>
           </w:rPr>
-          <w:instrText xml:space="preserve"> PAGEREF _Toc239790096 \h </w:instrText>
+          <w:instrText xml:space="preserve"> PAGEREF _Toc239790563 \h </w:instrText>
         </w:r>
         <w:r>
           <w:rPr>
@@ -734,7 +721,7 @@
           <w:lang w:val="ru-RU" w:eastAsia="ru-RU"/>
         </w:rPr>
       </w:pPr>
-      <w:hyperlink w:anchor="_Toc239790097" w:history="1">
+      <w:hyperlink w:anchor="_Toc239790564" w:history="1">
         <w:r>
           <w:rPr>
             <w:rStyle w:val="aff8"/>
@@ -762,7 +749,7 @@
             <w:noProof/>
             <w:webHidden/>
           </w:rPr>
-          <w:instrText xml:space="preserve"> PAGEREF _Toc239790097 \h </w:instrText>
+          <w:instrText xml:space="preserve"> PAGEREF _Toc239790564 \h </w:instrText>
         </w:r>
         <w:r>
           <w:rPr>
@@ -810,7 +797,7 @@
         <w:ind w:firstLine="0"/>
         <w:jc w:val="center"/>
       </w:pPr>
-      <w:bookmarkStart w:id="1" w:name="_Toc239790091"/>
+      <w:bookmarkStart w:id="1" w:name="_Toc239790558"/>
       <w:r>
         <w:lastRenderedPageBreak/>
         <w:t>ВВЕДЕНИЕ</w:t>
@@ -819,38 +806,38 @@
     </w:p>
     <w:p>
       <w:r>
-        <w:t xml:space="preserve">Мы сравнили четыре режима классификации </w:t>
+        <w:t>Я сравнил четыре режима классификации тональности: наиболее частый класс, TF–IDF</w:t>
       </w:r>
       <w:r>
-        <w:t>тональности: наиболее частый класс, TF–IDF с логистической регрессией, zero-shot и few-shot одной LLM. Помимо accuracy и macro F1 оцениваются устойчивость на специально усложненных текстах, время, число токенов и стоимость обработки.</w:t>
+        <w:t xml:space="preserve"> с логистической регрессией, zero-shot и few-shot одной LLM. Помимо accuracy и macro F1 оцениваются устойчивость на специально усложненных текстах, время, число токенов и стоимость обработки.</w:t>
       </w:r>
     </w:p>
     <w:p>
       <w:r>
-        <w:t xml:space="preserve">Мы использовали </w:t>
+        <w:t xml:space="preserve">Я использовал подготовленную версию RuSentiment: 3000 объектов </w:t>
       </w:r>
       <w:r>
-        <w:t>подготовленную версию RuSentiment: 3000 объектов train, 500 validation и 500 test. Сохранены исходные positive, negative, neutral; speech и skip исключены. Train/validation получены из исходной случайной части, test — из отдельного тестового файла. Дублика</w:t>
+        <w:t>train, 500 validation и 500 test. Сохранены исходные positive, negative, neutral; speech и skip исключены. Train/validation получены из исходной случайной части, test — из отдельного тестового файла. Дубликаты устранены, пересечения текстов между тремя час</w:t>
       </w:r>
       <w:r>
-        <w:t>ты устранены, пересечения текстов между тремя частями автоматически проверены. Validation применяется для подбора, test не используется для обучения и выбора промптов. Ссылки, распределения и SHA256 находятся в data/provenance.json. В test 321 neutral, 121</w:t>
+        <w:t>тями автоматически проверены. Validation применяется для подбора, test не используется для обучения и выбора промптов. Ссылки, распределения и SHA256 находятся в data/provenance.json. В test 321 neutral, 121 positive, 58 negative, поэтому accuracy большинс</w:t>
       </w:r>
       <w:r>
-        <w:t xml:space="preserve"> positive, 58 negative, поэтому accuracy большинства может выглядеть высокой при низком macro F1.</w:t>
+        <w:t>тва может выглядеть высокой при низком macro F1.</w:t>
       </w:r>
     </w:p>
     <w:p>
       <w:r>
-        <w:t>Мы сгенерировали с помощью LLM стресс-набор из 100 новых русскоязычных сообщений: по 20 с отрицанием, опечатками, иронией, цитированием и смешанной оценкой. Д</w:t>
+        <w:t>Я сгенерировал с помощью LLM стресс-набор из 100 новых русскоязычных сообщений: по 20 с отрицанием, опечатками, иронией, цитированием и смешанной оценкой. Для генерации использовалась другая LLM, а не оценив</w:t>
       </w:r>
       <w:r>
-        <w:t>ля генерации использовалась другая LLM, а не оцениваемая Ministral. Тексты, запрос и критерии gold сохранены в make_stress.py и stress_provenance.json; SHA256 зафиксирован до первого оценочного запроса. Gold определяется позицией автора: явный положительны</w:t>
+        <w:t>аемая Ministral. Тексты, запрос и критерии gold сохранены в make_stress.py и stress_provenance.json; SHA256 зафиксирован до первого оценочного запроса. Gold определяется позицией автора: явный положительный итог — positive, отрицательный — negative, факт и</w:t>
       </w:r>
       <w:r>
-        <w:t>й итог — positive, отрицательный — negative, факт или чужая оценка без собственной — neutral. В смешанной оценке приоритет имеет общий вердикт. Ироническая подвыборка содержит 20 отрицательных сообщений, поэтому категории не сбалансированы по классам. Синт</w:t>
+        <w:t>ли чужая оценка без собственной — neutral. В смешанной оценке приоритет имеет общий вердикт. Ироническая подвыборка содержит 20 отрицательных сообщений, поэтому категории не сбалансированы по классам. Синтетические тексты и метки одного генератора ограничи</w:t>
       </w:r>
       <w:r>
-        <w:t>етические тексты и метки одного генератора ограничивают независимость этой проверки.</w:t>
+        <w:t>вают независимость этой проверки.</w:t>
       </w:r>
     </w:p>
     <w:p>
@@ -861,7 +848,7 @@
         <w:spacing w:after="240"/>
         <w:jc w:val="left"/>
       </w:pPr>
-      <w:bookmarkStart w:id="2" w:name="_Toc239790092"/>
+      <w:bookmarkStart w:id="2" w:name="_Toc239790559"/>
       <w:r>
         <w:lastRenderedPageBreak/>
         <w:t>1 Выполнение работы</w:t>
@@ -875,7 +862,7 @@
         <w:spacing w:before="240" w:after="240"/>
         <w:jc w:val="left"/>
       </w:pPr>
-      <w:bookmarkStart w:id="3" w:name="_Toc239790093"/>
+      <w:bookmarkStart w:id="3" w:name="_Toc239790560"/>
       <w:r>
         <w:t>1.1 Методы и контроль эксперимента</w:t>
       </w:r>
@@ -883,35 +870,35 @@
     </w:p>
     <w:p>
       <w:r>
-        <w:t>Baseline всегда выбирает наиболее частый класс train — neutral. Основной классический метод: Pipeline(TfidfVectorize</w:t>
+        <w:t xml:space="preserve">Baseline всегда выбирает наиболее частый класс train — neutral. Основной классический метод: Pipeline(TfidfVectorizer(word ngrams 1–2), LogisticRegression). Я изменял </w:t>
       </w:r>
       <w:r>
-        <w:t>r(word ngrams 1–2), LogisticRegression). Мы изменяли только один гиперпараметр C: 0.5, 1.0, 2.0; выбран C=2.0 по максимальному validation macro F1=0.500. При равенстве выбирается первый кандидат; прочие настройки фиксированы, random_state=42. После просмот</w:t>
-      </w:r>
-      <w:r>
-        <w:t>ра test гиперпараметры не менялись.</w:t>
+        <w:t>только один гиперпараметр C: 0.5, 1.0, 2.0; выбран C=2.0 по максимальному validation macro F1=0.500. При равенстве выбирается первый кандидат; прочие настройки фиксированы, random_state=42. После просмотра test гиперпараметры не менялись.</w:t>
       </w:r>
     </w:p>
     <w:p>
       <w:r>
-        <w:t>LLM — локальная mistralai/ministral-3-14b-reasoning в LM Studio. Одинаковы temperature=0, seed=42, max_tokens=64 и ограничение JSON-schema. Ответ имеет единственное поле label; Pydantic запрещает лишние поля и неизвестны</w:t>
+        <w:t>LLM — локальная m</w:t>
       </w:r>
       <w:r>
-        <w:t>е классы. Невалидный ответ сохраняется как invalid и считается ошибкой, без скрытого исправления. Zero-shot не содержит примеров. Few-shot добавляет шесть исходных train-примеров, по два каждого класса; тест проверяет их происхождение и метки. Текст пользо</w:t>
+        <w:t xml:space="preserve">istralai/ministral-3-14b-reasoning в LM Studio. Одинаковы temperature=0, seed=42, max_tokens=64 и ограничение JSON-schema. Ответ имеет единственное поле label; Pydantic запрещает лишние поля и неизвестные классы. Невалидный ответ сохраняется как invalid и </w:t>
       </w:r>
       <w:r>
-        <w:t>вателя трактуется как данные. Название reasoning не означает, что в данном режиме строился длинный вывод: constrained decoding ограничивает ответ JSON, а наблюдаемые токены reasoning сохранены в usage.</w:t>
+        <w:t>считается ошибкой, без скрытого исправления. Zero-shot не содержит примеров. Few-shot добавляет шесть исходных train-примеров, по два каждого класса; тест проверяет их происхождение и метки. Текст пользователя трактуется как данные. Название reasoning не о</w:t>
+      </w:r>
+      <w:r>
+        <w:t>значает, что в данном режиме строился длинный вывод: constrained decoding ограничивает ответ JSON, а наблюдаемые токены reasoning сохранены в usage.</w:t>
       </w:r>
     </w:p>
     <w:p>
       <w:r>
-        <w:t>Мы выполнили 1200 основных запросов: 600 текстов × 2 п</w:t>
+        <w:t>Я выполнил 1200 основных запросов: 600 текстов × 2 промпта. Валидных ответов: 1200 из 1200. Исходные ответы</w:t>
       </w:r>
       <w:r>
-        <w:t>ромпта. Валидных ответов: 1200 из 1200. Исходные ответы, ID запросов, UTC-время, параметры и usage сохранены до анализа. Кэш позволяет продолжать прерванный запуск; итоговые метрики запрещены при неполном наборе. Семь pytest-проверок покрывают неизменность</w:t>
+        <w:t>, ID запросов, UTC-время, параметры и usage сохранены до анализа. Кэш позволяет продолжать прерванный запуск; итоговые метрики запрещены при неполном наборе. Семь pytest-проверок покрывают неизменность stress, отсутствие утечки между выборками, схему и про</w:t>
       </w:r>
       <w:r>
-        <w:t xml:space="preserve"> stress, отсутствие утечки между выборками, схему и происхождение few-shot примеров.</w:t>
+        <w:t>исхождение few-shot примеров.</w:t>
       </w:r>
     </w:p>
     <w:p>
@@ -921,7 +908,7 @@
         <w:spacing w:before="240" w:after="240"/>
         <w:jc w:val="left"/>
       </w:pPr>
-      <w:bookmarkStart w:id="4" w:name="_Toc239790094"/>
+      <w:bookmarkStart w:id="4" w:name="_Toc239790561"/>
       <w:r>
         <w:lastRenderedPageBreak/>
         <w:t>1.2 Результаты, время и стоимость</w:t>
@@ -2364,13 +2351,7 @@
               <w:rPr>
                 <w:sz w:val="24"/>
               </w:rPr>
-              <w:t>206672</w:t>
-            </w:r>
-            <w:r>
-              <w:rPr>
-                <w:sz w:val="24"/>
-              </w:rPr>
-              <w:t xml:space="preserve"> / 3500</w:t>
+              <w:t>206672 / 3500</w:t>
             </w:r>
           </w:p>
         </w:tc>
@@ -2384,60 +2365,60 @@
     </w:p>
     <w:p>
       <w:r>
-        <w:t>Лидер по macro F1 на test — few_shot, на stress — few_shot. Эти ранжирования относятся только к данному прогону; доверительные интервалы и повторные seed не оценивались. Разрез по каждому типу стресс-текста сохранен в stress_category_metrics.csv.</w:t>
+        <w:t>Лидер по macro F1 на test — few_shot, на stress —</w:t>
       </w:r>
       <w:r>
-        <w:t xml:space="preserve"> Для категорий с отсутствующими классами F1 вычислен по фиксированным трем меткам и поэтому не должен сравниваться напрямую с macro F1 сбалансированной выборки.</w:t>
+        <w:t xml:space="preserve"> few_shot. Эти ранжирования относятся только к данному прогону; доверительные интервалы и повторные seed не оценивались. Разрез по каждому типу стресс-текста сохранен в stress_category_metrics.csv. Для категорий с отсутствующими классами F1 вычислен по фик</w:t>
+      </w:r>
+      <w:r>
+        <w:t>сированным трем меткам и поэтому не должен сравниваться напрямую с macro F1 сбалансированной выборки.</w:t>
       </w:r>
     </w:p>
     <w:p>
       <w:r>
-        <w:t>На основном test TF–IDF+LR имеет accuracy 0,696 против 0,670 у few-shot, но macro F1 ниже: 0,54</w:t>
-      </w:r>
-      <w:r>
-        <w:t xml:space="preserve">3 против 0,659. Следовательно, вывод о лучшем </w:t>
+        <w:t xml:space="preserve">На основном test TF–IDF+LR имеет accuracy 0,696 против 0,670 у few-shot, но macro F1 ниже: 0,543 против 0,659. Следовательно, вывод о лучшем </w:t>
       </w:r>
       <w:r>
         <w:lastRenderedPageBreak/>
-        <w:t>методе зависит от равного учета классов, а не только общей доли верных ответов. Zero-shot на test уступает даже классическому методу по macro F1 (0,514), тогда как few-shot заметно улучшает результат той же мод</w:t>
+        <w:t>методе зависи</w:t>
       </w:r>
       <w:r>
-        <w:t>ели. На синтетическом stress обе LLM достигают accuracy 0,900 против 0,360 у LR. Этот разрыв не следует обобщать на любую «сложную» речь: стресс-примеры короткие и специально сформулированы генератором с явными критериями, а реальные социальные посты содер</w:t>
+        <w:t>т от равного учета классов, а не только общей доли верных ответов. Zero-shot на test уступает даже классическому методу по macro F1 (0,514), тогда как few-shot заметно улучшает результат той же модели. На синтетическом stress обе LLM достигают accuracy 0,9</w:t>
       </w:r>
       <w:r>
-        <w:t>жат контекстные и разметочные неоднозначности.</w:t>
+        <w:t>00 против 0,360 у LR. Этот разрыв не следует обобщать на любую «сложную» речь: стресс-примеры короткие и специально сформулированы генератором с явными критериями, а реальные социальные посты содержат контекстные и разметочные неоднозначности.</w:t>
       </w:r>
     </w:p>
     <w:p>
       <w:r>
-        <w:t>Классический метод измеряется отдельными вызовами predict для каждого текста. Основные HTTP-запросы LLM выполнялись с concurrency 2; столбец времени включает сетевой round trip и серверное планирование. В нача</w:t>
+        <w:t>Классический</w:t>
       </w:r>
       <w:r>
-        <w:t>ле прогона сервер также кратко обслуживал восемь дополнительных запросов лабораторной 5, поэтому этот журнал отражает нагрузочный режим с коротким совместным использованием, а не контролируемую изолированную производительность. Это end-to-end latency, а не</w:t>
+        <w:t xml:space="preserve"> метод измеряется отдельными вызовами predict для каждого текста. Основные HTTP-запросы LLM выполнялись с concurrency 2; столбец времени включает сетевой round trip и серверное планирование. В начале прогона сервер также кратко обслуживал восемь дополнител</w:t>
       </w:r>
       <w:r>
-        <w:t xml:space="preserve"> изолированное одиночное время генерации. Наблюдаемый общий throughput — 0.732 ответа/с. Отдельно мы выполнили 20 последовательных запросов на первых 10 train текстах с двумя промптами: средняя end-to-end задержка 2.391 с, throughput 0.418 ответа/с. Эти от</w:t>
+        <w:t>ьных запросов лабораторной 5, поэтому этот журнал отражает нагрузочный режим с коротким совместным использованием, а не контролируемую изолированную производительность. Это end-to-end latency, а не изолированное одиночное время генерации. Наблюдаемый общий</w:t>
       </w:r>
       <w:r>
-        <w:t>веты не входят в качество test/stress и не использованы для подбора.</w:t>
+        <w:t xml:space="preserve"> throughput — 0.732 ответа/с. Отдельно я выполнил 20 последовательных запросов на первых 10 train текстах с двумя промптами: средняя end-to-end задержка 2.391 с, throughput 0.418 ответа/с. Эти ответы не входят в качество test/stress и не использованы для п</w:t>
+      </w:r>
+      <w:r>
+        <w:t>одбора.</w:t>
       </w:r>
     </w:p>
     <w:p>
       <w:r>
-        <w:t xml:space="preserve">Входные и выходные токены взяты из API usage, использующего родной токенизатор обслуживаемой Mistral-модели вместе с шаблоном чата. Дополнительно через lmstudio SDK 1.5.0 вызван tokenize </w:t>
+        <w:t>Входные и выходные токены взяты из API usage, использующего родной токенизатор обслуживаемой Mistral-модели вместе с шаблоном чата. Дополнительно через lmstudio SDK 1.5.0 вызван tokenize у уже загруженной модели для десяти train-текстов; token IDs,</w:t>
       </w:r>
       <w:r>
-        <w:t>у уже загруженной модели для десяти train-текстов; token IDs, количество и время сохранены в native_tokenizer.json. Эта отдельная проверка токенизирует сырой текст без шаблона чата, поэтому ее счетчики закономерно отличаются от prompt_tokens API. Подсчет п</w:t>
+        <w:t xml:space="preserve"> количество и время сохранены в native_tokenizer.json. Эта отдельная проверка токенизирует сырой текст без шаблона чата, поэтому ее счетчики закономерно отличаются от prompt_tokens API. Подсчет по символам или токенизатором другой модели не подменяет измер</w:t>
       </w:r>
       <w:r>
-        <w:t xml:space="preserve">о символам или токенизатором другой модели не подменяет измерение. Внешний тариф локальной LM Studio отсутствует: денежная стоимость API для 1000 текстов — 0 USD. Электричество, </w:t>
+        <w:t xml:space="preserve">ение. Внешний тариф локальной LM Studio отсутствует: денежная стоимость API для 1000 текстов — 0 USD. Электричество, </w:t>
       </w:r>
       <w:r>
         <w:lastRenderedPageBreak/>
-        <w:t>амортизация и затраты времени пользователя не оценивались, поэтому «нулевая ст</w:t>
-      </w:r>
-      <w:r>
-        <w:t>оимость API» не означает бесплатную эксплуатацию.</w:t>
+        <w:t>амортизация и затраты времени пользователя не оценивались, поэтому «нулевая стоимость API» не означает бесплатную эксплуатацию.</w:t>
       </w:r>
     </w:p>
     <w:p>
@@ -2447,53 +2428,56 @@
         <w:spacing w:before="240" w:after="240"/>
         <w:jc w:val="left"/>
       </w:pPr>
-      <w:bookmarkStart w:id="5" w:name="_Toc239790095"/>
+      <w:bookmarkStart w:id="5" w:name="_Toc239790562"/>
       <w:r>
-        <w:t>1.3 Анализ пятнадцати случаев</w:t>
+        <w:t xml:space="preserve">1.3 Анализ </w:t>
+      </w:r>
+      <w:r>
+        <w:t>пятнадцати случаев</w:t>
       </w:r>
       <w:bookmarkEnd w:id="5"/>
     </w:p>
     <w:p>
       <w:r>
-        <w:t>Мы выбрали случаи воспроизводимо: первые пять ошибок классики, первые пять ошибок few-shot LLM и первые пять расхождений, исключая уже выбранные ID. Эталоны RuSentiment не испр</w:t>
+        <w:t xml:space="preserve">Я выбрал случаи воспроизводимо: первые пять ошибок классики, первые пять ошибок few-shot LLM и первые пять расхождений, исключая уже выбранные ID. Эталоны RuSentiment не исправлялись после просмотра ответов. Объяснения описывают текст и </w:t>
       </w:r>
       <w:r>
-        <w:t>авлялись после просмотра ответов. Объяснения описывают текст и наблюдаемые результаты; они не претендуют на доступ к внутренней причине решения модели.</w:t>
+        <w:t>наблюдаемые результаты; они не претендуют на доступ к внутренней причине решения модели.</w:t>
       </w:r>
     </w:p>
     <w:p>
       <w:r>
-        <w:t>1. Ошибка классики, test_01325. Короткое эмоциональное сообщение «Хах.Фагот!!!)))» имеет корпусную метку</w:t>
+        <w:t>1. Ошибка классики, test_01325. Короткое эмоциональное сообщение «Хах.Фагот!!!)))» имеет корпусную метку positive. TF–IDF+LR и few-shot отвечают neutral: стандартная т</w:t>
       </w:r>
       <w:r>
-        <w:t xml:space="preserve"> positive. TF–IDF+LR и few-shot отвечают neutral: стандартная токенизация теряет скобочные смайлы и пунктуационную экспрессию, а редкое слово без контекста малоинформативно. Это правдоподобное объяснение наблюдения, а не измеренная причинная атрибуция.</w:t>
+        <w:t>окенизация теряет скобочные смайлы и пунктуационную экспрессию, а редкое слово без контекста малоинформативно. Это правдоподобное объяснение наблюдения, а не измеренная причинная атрибуция.</w:t>
       </w:r>
     </w:p>
     <w:p>
       <w:r>
-        <w:t xml:space="preserve">2. </w:t>
+        <w:t>2. Ошибка классики, test_00360. В «Музыка моей молодости :D» полож</w:t>
       </w:r>
       <w:r>
-        <w:t>Ошибка классики, test_00360. В «Музыка моей молодости :D» положительная эмоция выражена ностальгией и смайлом. Классика возвращает neutral, few-shot — правильный positive. Для признаковой модели ностальгическая конструкция может не иметь достаточного веса;</w:t>
+        <w:t xml:space="preserve">ительная эмоция выражена ностальгией и смайлом. Классика возвращает neutral, few-shot — правильный positive. Для признаковой модели ностальгическая конструкция может не иметь достаточного веса; смайл по умолчанию не сохраняется как отдельный информативный </w:t>
       </w:r>
       <w:r>
-        <w:t xml:space="preserve"> смайл по умолчанию не сохраняется как отдельный информативный токен.</w:t>
+        <w:t>токен.</w:t>
       </w:r>
     </w:p>
     <w:p>
       <w:r>
-        <w:t>3. Ошибка классики, test_00789. «Люди смеются, чтобы не заплакать» размечено negative. Оба метода дают neutral: буквальное присутствие смеха не отражает прагматическое неблагополучие. Фр</w:t>
+        <w:t>3. Ошибка классики, test_00789. «Люди смеются, чтобы не заплакать» размечено negative. Оба метода дают neutral: буквальное присутствие смеха не отражает прагматическое неблагополучие. Фраза также похожа на цитатный афоризм, поэтому граница между авт</w:t>
       </w:r>
       <w:r>
-        <w:t>аза также похожа на цитатный афоризм, поэтому граница между авторской эмоцией и нейтральной передачей высказывания неоднозначна; исходный gold не менялся.</w:t>
+        <w:t>орской эмоцией и нейтральной передачей высказывания неоднозначна; исходный gold не менялся.</w:t>
       </w:r>
     </w:p>
     <w:p>
       <w:r>
-        <w:t>4. Ошибка классики, test_02750. Приглашение «а сегодня пойдем гулять????» имеет neutral. Оба метода п</w:t>
+        <w:t>4. Ошибка классики, test_02750. Приглашение «а сегодня пойдем гулять????» имеет neutral. Оба метода предсказывают positive, приписывая положительный настрой факту п</w:t>
       </w:r>
       <w:r>
-        <w:t xml:space="preserve">редсказывают positive, приписывая положительный настрой факту приглашения и эмоциональной пунктуации. </w:t>
+        <w:t xml:space="preserve">риглашения и эмоциональной пунктуации. </w:t>
       </w:r>
       <w:r>
         <w:lastRenderedPageBreak/>
@@ -2502,97 +2486,94 @@
     </w:p>
     <w:p>
       <w:r>
-        <w:t>5. Ошибка классики, test_00602. Вопрос «А ты хайп?» размечен neu</w:t>
+        <w:t>5. Ошибка классики, test_00602. Вопрос «А ты хайп?» размечен neutral. Классика выбирает positive, few-shot сохраняет neutral. И</w:t>
       </w:r>
       <w:r>
-        <w:t>tral. Классика выбирает positive, few-shot сохраняет neutral. Из короткого сленгового вопроса нельзя надежно вывести оценку автора; редкая лексика и отсутствие контекста делают ошибку признаковой модели понятной, но не позволяют доказать конкретную причину</w:t>
-      </w:r>
-      <w:r>
-        <w:t xml:space="preserve"> без анализа коэффициентов.</w:t>
+        <w:t>з короткого сленгового вопроса нельзя надежно вывести оценку автора; редкая лексика и отсутствие контекста делают ошибку признаковой модели понятной, но не позволяют доказать конкретную причину без анализа коэффициентов.</w:t>
       </w:r>
     </w:p>
     <w:p>
       <w:r>
-        <w:t>6. Ошибка LLM, test_02597. Пост о Гарри Поттере содержит «я в шоке от этих маркетологов» и ироничные детали. Корпусный gold — neutral, few-shot — negative, классика — neutral. Модель усилила критическую интерпретацию. Это реальн</w:t>
+        <w:t>6. Ошибка LLM, test_02597. Пост о Г</w:t>
       </w:r>
       <w:r>
-        <w:t>ое расхождение с эталоном, однако в нем есть субъективная пограничность разметки, а не бесспорная грамматическая ошибка.</w:t>
+        <w:t>арри Поттере содержит «я в шоке от этих маркетологов» и ироничные детали. Корпусный gold — neutral, few-shot — negative, классика — neutral. Модель усилила критическую интерпретацию. Это реальное расхождение с эталоном, однако в нем есть субъективная погра</w:t>
+      </w:r>
+      <w:r>
+        <w:t>ничность разметки, а не бесспорная грамматическая ошибка.</w:t>
       </w:r>
     </w:p>
     <w:p>
       <w:r>
-        <w:t>7. Ошибка LLM, test_02633. Мотивирующие стихотворные строки о победе размечены neutral. Few-shot дает positive, приняв содержание проци</w:t>
+        <w:t xml:space="preserve">7. Ошибка LLM, test_02633. Мотивирующие стихотворные строки о победе размечены neutral. Few-shot дает positive, приняв содержание процитированного текста за положительную позицию автора публикации. </w:t>
       </w:r>
       <w:r>
-        <w:t>тированного текста за положительную позицию автора публикации. Классика совпадает с gold. Чтобы устранить такую ошибку, нужно отдельно определить статус цитат и репостов, не меняя инструкцию после просмотра test.</w:t>
+        <w:t>Классика совпадает с gold. Чтобы устранить такую ошибку, нужно отдельно определить статус цитат и репостов, не меняя инструкцию после просмотра test.</w:t>
       </w:r>
     </w:p>
     <w:p>
       <w:r>
-        <w:t>8. Ошибка LLM, test_01460. «Ужасно как я ме</w:t>
+        <w:t>8. Ошибка LLM, test_01460. «Ужасно как я мечтаю о порядке у себя на кухне)))» имеет neutral; few-shot выби</w:t>
       </w:r>
       <w:r>
-        <w:t>чтаю о порядке у себя на кухне)))» имеет neutral; few-shot выбирает negative. Здесь «ужасно» выступает усилителем желания, а не однозначной отрицательной оценкой. Модель переоценила лексический маркер и недооценила функцию слова в конструкции.</w:t>
+        <w:t>рает negative. Здесь «ужасно» выступает усилителем желания, а не однозначной отрицательной оценкой. Модель переоценила лексический маркер и недооценила функцию слова в конструкции.</w:t>
       </w:r>
     </w:p>
     <w:p>
       <w:r>
-        <w:t xml:space="preserve">9. Ошибка </w:t>
+        <w:t>9. Ошибка LLM, test_01198. «оооооо тебя тоже поперла моя песенка????» имеет</w:t>
       </w:r>
       <w:r>
-        <w:t>LLM, test_01198. «оооооо тебя тоже поперла моя песенка????» имеет neutral. Оба метода дают positive, трактуя разговорную экспрессию как положительную эмоцию. Вопрос о чужой реакции не обязательно выражает собственную оценку; это ограничение выделения носит</w:t>
-      </w:r>
-      <w:r>
-        <w:t>еля тональности.</w:t>
+        <w:t xml:space="preserve"> neutral. Оба метода дают positive, трактуя разговорную экспрессию как положительную эмоцию. Вопрос о чужой реакции не обязательно выражает собственную оценку; это ограничение выделения носителя тональности.</w:t>
       </w:r>
     </w:p>
     <w:p>
       <w:r>
         <w:lastRenderedPageBreak/>
-        <w:t>10. Ошибка LLM, test_00760. Рекламное сообщение с обещанием бесплатной футболки и эмодзи размечено neutral. Few-shot дает positive, реагируя на подарок и позитивную визуальную подачу. Классика сохраняет neutral. Привлекательность рекламног</w:t>
+        <w:t xml:space="preserve">10. Ошибка LLM, test_00760. Рекламное сообщение </w:t>
       </w:r>
       <w:r>
-        <w:t>о предложения не должна автоматически становиться эмоцией автора.</w:t>
+        <w:t>с обещанием бесплатной футболки и эмодзи размечено neutral. Few-shot дает positive, реагируя на подарок и позитивную визуальную подачу. Классика сохраняет neutral. Привлекательность рекламного предложения не должна автоматически становиться эмоцией автора.</w:t>
       </w:r>
     </w:p>
     <w:p>
       <w:r>
-        <w:t>11. Расхождение, test_01758. В перечислении «Лучшие вещи в жизни — бесплатны» gold=positive. Классика предсказывает neutral, few-shot=positive. Явный маркер «лучшие» и список приятных явлени</w:t>
+        <w:t>11. Расхождение, test_01758. В перечислении «Лучшие вещи в жизни — бесплатны» gold=positive. Классика предсказывает neutral, few-shot=positive. Явный маркер «лучшие» и список приятных явлений доступны обоим методам, но генеративная модель в этом случае лу</w:t>
       </w:r>
       <w:r>
-        <w:t>й доступны обоим методам, но генеративная модель в этом случае лучше передает общий оценочный смысл.</w:t>
+        <w:t>чше передает общий оценочный смысл.</w:t>
       </w:r>
     </w:p>
     <w:p>
       <w:r>
-        <w:t>12. Расхождение, test_00362. Междометие «Ееееее!!!))» имеет positive. TF–IDF+LR дает neutral, few-shot=positive. Почти вся информация заключена в удлинении</w:t>
+        <w:t>12. Расхождение, test_00362. Междометие «Ееееее!!!))» имеет positive. TF–IDF+LR дает neutral, few-shot=positive. Почти вся информация заключена в удлинении буквы, восклицаниях и скобках; редкое междометие и стандартная т</w:t>
       </w:r>
       <w:r>
-        <w:t xml:space="preserve"> буквы, восклицаниях и скобках; редкое междометие и стандартная токенизация затрудняют обобщение классики.</w:t>
+        <w:t>окенизация затрудняют обобщение классики.</w:t>
       </w:r>
     </w:p>
     <w:p>
       <w:r>
-        <w:t>13. Расхождение, test_01008. Сообщение об Арнольде Шварценеггере с характеристикой «уникальный человек» имеет neutral. Классика совпадает с gold, few</w:t>
+        <w:t>13. Расхождение, test_01008. Сообщение об Арнольде Шварценеггере с характеристикой «уникальный человек» имеет neutral. Классика совпадает с gold, few-shot дает positive, воспринимая необычные способности как похвал</w:t>
       </w:r>
       <w:r>
-        <w:t>-shot дает positive, воспринимая необычные способности как похвалу. Случай демонстрирует возможную избыточную оценочность LLM относительно правил конкретного корпуса.</w:t>
+        <w:t>у. Случай демонстрирует возможную избыточную оценочность LLM относительно правил конкретного корпуса.</w:t>
       </w:r>
     </w:p>
     <w:p>
       <w:r>
-        <w:t>14. Расхождение, test_00873. Объявление о мастер-классе по изготовлению открыток размечен</w:t>
+        <w:t>14. Расхождение, test_00873. Объявление о мастер-классе по изготовлению открыток размечено neutral. Классика дает neutral, few-shot=positive. Восклицатель</w:t>
       </w:r>
       <w:r>
-        <w:t>о neutral. Классика дает neutral, few-shot=positive. Восклицательные знаки и скобочный смайл повысили кажущуюся эмоциональность, хотя основная функция сообщения — информирование о мероприятии.</w:t>
+        <w:t>ные знаки и скобочный смайл повысили кажущуюся эмоциональность, хотя основная функция сообщения — информирование о мероприятии.</w:t>
       </w:r>
     </w:p>
     <w:p>
       <w:r>
-        <w:t>15. Расхождение, test_00229. Короткое «Ты чегооо?..» имеет neut</w:t>
+        <w:t>15. Расхождение, test_00229. Короткое «Ты чегооо?..» имеет neutral. Классика дает positive, few-shot=neutral. Растяжение гласной</w:t>
       </w:r>
       <w:r>
-        <w:t>ral. Классика дает positive, few-shot=neutral. Растяжение гласной обозначает экспрессию, но без контекста не устанавливает ее знак. В этом случае LLM верно воздерживается от приписывания положительной оценки.</w:t>
+        <w:t xml:space="preserve"> обозначает экспрессию, но без контекста не устанавливает ее знак. В этом случае LLM верно воздерживается от приписывания положительной оценки.</w:t>
       </w:r>
     </w:p>
     <w:p>
@@ -2604,7 +2585,7 @@
         <w:ind w:firstLine="0"/>
         <w:jc w:val="center"/>
       </w:pPr>
-      <w:bookmarkStart w:id="6" w:name="_Toc239790096"/>
+      <w:bookmarkStart w:id="6" w:name="_Toc239790563"/>
       <w:r>
         <w:lastRenderedPageBreak/>
         <w:t>ЗАКЛЮЧЕНИЕ</w:t>
@@ -2613,35 +2594,32 @@
     </w:p>
     <w:p>
       <w:r>
-        <w:t>Для массовой обработки разумно рассм</w:t>
+        <w:t>Для массовой обработки разумно рассматривать TF–IDF+LR как быстрый воспроизводимый первый уровень и п</w:t>
       </w:r>
       <w:r>
-        <w:t>атривать TF–IDF+LR как быстрый воспроизводимый первый уровень и проверять, устраивает ли его измеренный F1. Baseline большинства полезен только как нижняя контрольная точка: он игнорирует содержание и плохо отражает редкие классы. Для небольшого потока сло</w:t>
+        <w:t>роверять, устраивает ли его измеренный F1. Baseline большинства полезен только как нижняя контрольная точка: он игнорирует содержание и плохо отражает редкие классы. Для небольшого потока сложных текстов LLM позволяет учитывать цитаты и прагматику, но реал</w:t>
       </w:r>
       <w:r>
-        <w:t>жных текстов LLM позволяет учитывать цитаты и прагматику, но реальные ошибки показывают склонность приписывать оценку рекламным и информационным сообщениям; автоматическую генерацию нельзя считать безошибочной разметкой. Выбор zero-shot или few-shot следуе</w:t>
+        <w:t>ьные ошибки показывают склонность приписывать оценку рекламным и информационным сообщениям; автоматическую генерацию нельзя считать безошибочной разметкой. Выбор zero-shot или few-shot следует делать на отдельной validation-проверке, не по максимальному te</w:t>
       </w:r>
       <w:r>
-        <w:t>т делать на отдельной validation-проверке, не по максимальному test-результату этой работы.</w:t>
+        <w:t>st-результату этой работы.</w:t>
       </w:r>
     </w:p>
     <w:p>
       <w:r>
-        <w:t>Для локальной обработки без внешнего API доступны оба подхода: классический метод имеет небольшие вычислительные требования, LLM требует достаточной памяти и больше</w:t>
+        <w:t>Для локальной обработки без внешнего API доступны оба подхода: классический метод имеет небольшие вычислительные требования, LLM требует достаточной памяти и большей задержки. Исследуемая конфигурация сохраняет тексты в локальном</w:t>
       </w:r>
       <w:r>
-        <w:t xml:space="preserve">й задержки. Исследуемая конфигурация сохраняет тексты в локальном процессе LM Studio. Практический комбинированный маршрут — классика для обычного потока и LLM для отдельной проверки неоднозначных случаев — здесь не измерялся и остается предложением, а не </w:t>
-      </w:r>
-      <w:r>
-        <w:t>доказанным улучшением.</w:t>
+        <w:t xml:space="preserve"> процессе LM Studio. Практический комбинированный маршрут — классика для обычного потока и LLM для отдельной проверки неоднозначных случаев — здесь не измерялся и остается предложением, а не доказанным улучшением.</w:t>
       </w:r>
     </w:p>
     <w:p>
       <w:r>
-        <w:t>Ограничения: один train split, одна модель, один набор few-shot примеров, синтетический stress от одного генератора, отсутствие независимой разметки stress и неопределенность некоторых социальных постов. Выводы ограничены представлен</w:t>
+        <w:t xml:space="preserve">Ограничения: один train split, одна </w:t>
       </w:r>
       <w:r>
-        <w:t>ными 600 текстами и сохраненными измерениями.</w:t>
+        <w:t>модель, один набор few-shot примеров, синтетический stress от одного генератора, отсутствие независимой разметки stress и неопределенность некоторых социальных постов. Выводы ограничены представленными 600 текстами и сохраненными измерениями.</w:t>
       </w:r>
     </w:p>
     <w:p>
@@ -2653,10 +2631,13 @@
         <w:ind w:firstLine="0"/>
         <w:jc w:val="center"/>
       </w:pPr>
-      <w:bookmarkStart w:id="7" w:name="_Toc239790097"/>
+      <w:bookmarkStart w:id="7" w:name="_Toc239790564"/>
       <w:r>
         <w:lastRenderedPageBreak/>
-        <w:t>СПИСОК ИСПОЛЬЗОВАННЫХ ИСТОЧНИКОВ</w:t>
+        <w:t>СПИСОК ИСПОЛЬ</w:t>
+      </w:r>
+      <w:r>
+        <w:t>ЗОВАННЫХ ИСТОЧНИКОВ</w:t>
       </w:r>
       <w:bookmarkEnd w:id="7"/>
     </w:p>
@@ -2667,10 +2648,10 @@
     </w:p>
     <w:p>
       <w:r>
-        <w:t>2. Доступная копия данных: https://github.com/stra</w:t>
+        <w:t>2. Доступная копия данных: https://github.com/strawberrypie/rusentiment. Точные URL и SHA256 — в provenance.j</w:t>
       </w:r>
       <w:r>
-        <w:t>wberrypie/rusentiment. Точные URL и SHA256 — в provenance.json.</w:t>
+        <w:t>son.</w:t>
       </w:r>
     </w:p>
     <w:p>
@@ -14735,7 +14716,7 @@
 </file>
 
 <file path=customXml/itemProps1.xml><?xml version="1.0" encoding="utf-8"?>
-<ds:datastoreItem xmlns:ds="http://schemas.openxmlformats.org/officeDocument/2006/customXml" ds:itemID="{8129AC2B-988B-47F2-8093-B990313D1AFB}">
+<ds:datastoreItem xmlns:ds="http://schemas.openxmlformats.org/officeDocument/2006/customXml" ds:itemID="{A279B868-878D-450E-8DF3-9F263F7EE87B}">
   <ds:schemaRefs>
     <ds:schemaRef ds:uri="http://schemas.openxmlformats.org/officeDocument/2006/bibliography"/>
   </ds:schemaRefs>
